--- a/docs/dist/adr/README.docx
+++ b/docs/dist/adr/README.docx
@@ -379,29 +379,38 @@
               <w:pStyle w:val="Compact"/>
             </w:pPr>
             <w:r>
-              <w:t xml:space="preserve">Embedding model and vector dimension</w:t>
+              <w:rPr>
+                <w:rStyle w:val="VerbatimChar"/>
+              </w:rPr>
+              <w:t xml:space="preserve">embeddinggemma</w:t>
             </w:r>
-          </w:p>
-        </w:tc>
-        <w:tc>
-          <w:tcPr/>
-          <w:p>
-            <w:pPr>
-              <w:pStyle w:val="Compact"/>
-            </w:pPr>
             <w:r>
-              <w:t xml:space="preserve">Proposed</w:t>
+              <w:t xml:space="preserve"> </w:t>
             </w:r>
-          </w:p>
-        </w:tc>
-        <w:tc>
-          <w:tcPr/>
-          <w:p>
-            <w:pPr>
-              <w:pStyle w:val="Compact"/>
-            </w:pPr>
             <w:r>
-              <w:t xml:space="preserve">2026-09-07</w:t>
+              <w:t xml:space="preserve">at 768 dimensions</w:t>
+            </w:r>
+          </w:p>
+        </w:tc>
+        <w:tc>
+          <w:tcPr/>
+          <w:p>
+            <w:pPr>
+              <w:pStyle w:val="Compact"/>
+            </w:pPr>
+            <w:r>
+              <w:t xml:space="preserve">Accepted</w:t>
+            </w:r>
+          </w:p>
+        </w:tc>
+        <w:tc>
+          <w:tcPr/>
+          <w:p>
+            <w:pPr>
+              <w:pStyle w:val="Compact"/>
+            </w:pPr>
+            <w:r>
+              <w:t xml:space="preserve">2026-09-08</w:t>
             </w:r>
           </w:p>
         </w:tc>

--- a/docs/dist/adr/README.docx
+++ b/docs/dist/adr/README.docx
@@ -1635,7 +1635,7 @@
     <w:basedOn w:val="BodyTextChar"/>
     <w:rPr>
       <w:rFonts w:ascii="Consolas" w:hAnsi="Consolas"/>
-      <w:sz w:val="22"/>
+      <w:sz w:val="18"/>
     </w:rPr>
   </w:style>
   <w:style w:customStyle="1" w:styleId="SectionNumber" w:type="character">
